--- a/documents/Feb-2026-Dyani-Catori-resume.docx
+++ b/documents/Feb-2026-Dyani-Catori-resume.docx
@@ -1191,14 +1191,20 @@
       <w:pPr>
         <w:rPr>
           <w:rFonts w:cstheme="minorHAnsi"/>
-          <w:w w:val="80"/>
-          <w:sz w:val="28"/>
-          <w:szCs w:val="28"/>
-        </w:rPr>
-      </w:pPr>
-      <w:r>
-        <w:rPr>
-          <w:rFonts w:cstheme="minorHAnsi"/>
+          <w:b/>
+          <w:bCs/>
+          <w:color w:val="7030A0"/>
+          <w:w w:val="80"/>
+          <w:sz w:val="28"/>
+          <w:szCs w:val="28"/>
+        </w:rPr>
+      </w:pPr>
+      <w:r>
+        <w:rPr>
+          <w:rFonts w:cstheme="minorHAnsi"/>
+          <w:b/>
+          <w:bCs/>
+          <w:color w:val="7030A0"/>
           <w:w w:val="80"/>
           <w:sz w:val="28"/>
           <w:szCs w:val="28"/>
@@ -1747,7 +1753,7 @@
           <w:sz w:val="28"/>
           <w:szCs w:val="28"/>
         </w:rPr>
-        <w:t>Original UX</w:t>
+        <w:t xml:space="preserve">Original </w:t>
       </w:r>
       <w:r>
         <w:rPr>
@@ -1759,6 +1765,18 @@
           <w:sz w:val="28"/>
           <w:szCs w:val="28"/>
         </w:rPr>
+        <w:t>Product</w:t>
+      </w:r>
+      <w:r>
+        <w:rPr>
+          <w:rFonts w:cstheme="minorHAnsi"/>
+          <w:i/>
+          <w:iCs/>
+          <w:color w:val="585858"/>
+          <w:w w:val="80"/>
+          <w:sz w:val="28"/>
+          <w:szCs w:val="28"/>
+        </w:rPr>
         <w:t xml:space="preserve"> Design</w:t>
       </w:r>
       <w:r>
@@ -1794,7 +1812,19 @@
           <w:sz w:val="28"/>
           <w:szCs w:val="28"/>
         </w:rPr>
-        <w:t>USER EXPERIENCE DESIGNER &amp; RESEARCHER</w:t>
+        <w:t>PRODUCT</w:t>
+      </w:r>
+      <w:r>
+        <w:rPr>
+          <w:rFonts w:cstheme="minorHAnsi"/>
+          <w:b/>
+          <w:bCs/>
+          <w:color w:val="7030A0"/>
+          <w:w w:val="80"/>
+          <w:sz w:val="28"/>
+          <w:szCs w:val="28"/>
+        </w:rPr>
+        <w:t xml:space="preserve"> DESIGNER &amp; RESEARCHER</w:t>
       </w:r>
     </w:p>
     <w:p>
